--- a/ANN Mid Project report.docx
+++ b/ANN Mid Project report.docx
@@ -2041,7 +2041,107 @@
         <w:autoSpaceDE/>
         <w:autoSpaceDN/>
       </w:pPr>
-      <w:r>
+    </w:p>
+    <w:p>
+      <w:pPr>
+        <w:widowControl/>
+        <w:autoSpaceDE/>
+        <w:autoSpaceDN/>
+      </w:pPr>
+    </w:p>
+    <w:p>
+      <w:pPr>
+        <w:widowControl/>
+        <w:autoSpaceDE/>
+        <w:autoSpaceDN/>
+      </w:pPr>
+    </w:p>
+    <w:p>
+      <w:pPr>
+        <w:widowControl/>
+        <w:autoSpaceDE/>
+        <w:autoSpaceDN/>
+        <w:rPr>
+          <w:b/>
+        </w:rPr>
+      </w:pPr>
+      <w:proofErr w:type="spellStart"/>
+      <w:r>
+        <w:rPr>
+          <w:b/>
+          <w:sz w:val="28"/>
+        </w:rPr>
+        <w:t>GitHub</w:t>
+      </w:r>
+      <w:proofErr w:type="spellEnd"/>
+      <w:r>
+        <w:rPr>
+          <w:b/>
+          <w:sz w:val="28"/>
+        </w:rPr>
+        <w:t xml:space="preserve"> Repository:</w:t>
+      </w:r>
+      <w:r>
+        <w:rPr>
+          <w:b/>
+        </w:rPr>
+        <w:t xml:space="preserve"> </w:t>
+      </w:r>
+    </w:p>
+    <w:p>
+      <w:pPr>
+        <w:widowControl/>
+        <w:autoSpaceDE/>
+        <w:autoSpaceDN/>
+        <w:rPr>
+          <w:b/>
+        </w:rPr>
+      </w:pPr>
+    </w:p>
+    <w:p>
+      <w:pPr>
+        <w:widowControl/>
+        <w:autoSpaceDE/>
+        <w:autoSpaceDN/>
+        <w:rPr>
+          <w:b/>
+        </w:rPr>
+      </w:pPr>
+      <w:hyperlink r:id="rId10" w:history="1">
+        <w:r>
+          <w:rPr>
+            <w:rStyle w:val="Hyperlink"/>
+            <w:b/>
+          </w:rPr>
+          <w:t>https://github.com/Daniyalkhaliq/EuroSAT-ANN-Land-Use-Classification</w:t>
+        </w:r>
+      </w:hyperlink>
+    </w:p>
+    <w:p>
+      <w:pPr>
+        <w:widowControl/>
+        <w:autoSpaceDE/>
+        <w:autoSpaceDN/>
+        <w:rPr>
+          <w:b/>
+        </w:rPr>
+      </w:pPr>
+    </w:p>
+    <w:p>
+      <w:pPr>
+        <w:widowControl/>
+        <w:autoSpaceDE/>
+        <w:autoSpaceDN/>
+        <w:rPr>
+          <w:b/>
+        </w:rPr>
+      </w:pPr>
+      <w:bookmarkStart w:id="0" w:name="_GoBack"/>
+      <w:bookmarkEnd w:id="0"/>
+      <w:r>
+        <w:rPr>
+          <w:b/>
+        </w:rPr>
         <w:br w:type="page"/>
       </w:r>
     </w:p>
@@ -2334,12 +2434,6 @@
         <w:gridCol w:w="2126"/>
       </w:tblGrid>
       <w:tr>
-        <w:tblPrEx>
-          <w:tblCellMar>
-            <w:top w:w="0" w:type="dxa"/>
-            <w:bottom w:w="0" w:type="dxa"/>
-          </w:tblCellMar>
-        </w:tblPrEx>
         <w:trPr>
           <w:tblHeader/>
           <w:jc w:val="center"/>
@@ -2524,12 +2618,6 @@
         </w:tc>
       </w:tr>
       <w:tr>
-        <w:tblPrEx>
-          <w:tblCellMar>
-            <w:top w:w="0" w:type="dxa"/>
-            <w:bottom w:w="0" w:type="dxa"/>
-          </w:tblCellMar>
-        </w:tblPrEx>
         <w:trPr>
           <w:cantSplit/>
           <w:jc w:val="center"/>
@@ -2701,12 +2789,6 @@
         </w:tc>
       </w:tr>
       <w:tr>
-        <w:tblPrEx>
-          <w:tblCellMar>
-            <w:top w:w="0" w:type="dxa"/>
-            <w:bottom w:w="0" w:type="dxa"/>
-          </w:tblCellMar>
-        </w:tblPrEx>
         <w:trPr>
           <w:cantSplit/>
           <w:jc w:val="center"/>
@@ -2876,12 +2958,6 @@
         </w:tc>
       </w:tr>
       <w:tr>
-        <w:tblPrEx>
-          <w:tblCellMar>
-            <w:top w:w="0" w:type="dxa"/>
-            <w:bottom w:w="0" w:type="dxa"/>
-          </w:tblCellMar>
-        </w:tblPrEx>
         <w:trPr>
           <w:cantSplit/>
           <w:jc w:val="center"/>
@@ -3051,12 +3127,6 @@
         </w:tc>
       </w:tr>
       <w:tr>
-        <w:tblPrEx>
-          <w:tblCellMar>
-            <w:top w:w="0" w:type="dxa"/>
-            <w:bottom w:w="0" w:type="dxa"/>
-          </w:tblCellMar>
-        </w:tblPrEx>
         <w:trPr>
           <w:cantSplit/>
           <w:jc w:val="center"/>
@@ -3226,12 +3296,6 @@
         </w:tc>
       </w:tr>
       <w:tr>
-        <w:tblPrEx>
-          <w:tblCellMar>
-            <w:top w:w="0" w:type="dxa"/>
-            <w:bottom w:w="0" w:type="dxa"/>
-          </w:tblCellMar>
-        </w:tblPrEx>
         <w:trPr>
           <w:cantSplit/>
           <w:jc w:val="center"/>
@@ -3403,12 +3467,6 @@
         </w:tc>
       </w:tr>
       <w:tr>
-        <w:tblPrEx>
-          <w:tblCellMar>
-            <w:top w:w="0" w:type="dxa"/>
-            <w:bottom w:w="0" w:type="dxa"/>
-          </w:tblCellMar>
-        </w:tblPrEx>
         <w:trPr>
           <w:cantSplit/>
           <w:jc w:val="center"/>
@@ -3649,7 +3707,7 @@
                     </pic:cNvPicPr>
                   </pic:nvPicPr>
                   <pic:blipFill>
-                    <a:blip r:embed="rId10"/>
+                    <a:blip r:embed="rId11"/>
                     <a:srcRect/>
                     <a:stretch>
                       <a:fillRect/>
@@ -3914,12 +3972,6 @@
         <w:gridCol w:w="2226"/>
       </w:tblGrid>
       <w:tr>
-        <w:tblPrEx>
-          <w:tblCellMar>
-            <w:top w:w="0" w:type="dxa"/>
-            <w:bottom w:w="0" w:type="dxa"/>
-          </w:tblCellMar>
-        </w:tblPrEx>
         <w:trPr>
           <w:tblHeader/>
           <w:jc w:val="center"/>
@@ -4069,12 +4121,6 @@
         </w:tc>
       </w:tr>
       <w:tr>
-        <w:tblPrEx>
-          <w:tblCellMar>
-            <w:top w:w="0" w:type="dxa"/>
-            <w:bottom w:w="0" w:type="dxa"/>
-          </w:tblCellMar>
-        </w:tblPrEx>
         <w:trPr>
           <w:cantSplit/>
           <w:jc w:val="center"/>
@@ -4212,12 +4258,6 @@
         </w:tc>
       </w:tr>
       <w:tr>
-        <w:tblPrEx>
-          <w:tblCellMar>
-            <w:top w:w="0" w:type="dxa"/>
-            <w:bottom w:w="0" w:type="dxa"/>
-          </w:tblCellMar>
-        </w:tblPrEx>
         <w:trPr>
           <w:cantSplit/>
           <w:jc w:val="center"/>
@@ -4357,12 +4397,6 @@
         </w:tc>
       </w:tr>
       <w:tr>
-        <w:tblPrEx>
-          <w:tblCellMar>
-            <w:top w:w="0" w:type="dxa"/>
-            <w:bottom w:w="0" w:type="dxa"/>
-          </w:tblCellMar>
-        </w:tblPrEx>
         <w:trPr>
           <w:cantSplit/>
           <w:jc w:val="center"/>
@@ -4502,12 +4536,6 @@
         </w:tc>
       </w:tr>
       <w:tr>
-        <w:tblPrEx>
-          <w:tblCellMar>
-            <w:top w:w="0" w:type="dxa"/>
-            <w:bottom w:w="0" w:type="dxa"/>
-          </w:tblCellMar>
-        </w:tblPrEx>
         <w:trPr>
           <w:cantSplit/>
           <w:jc w:val="center"/>
@@ -4647,12 +4675,6 @@
         </w:tc>
       </w:tr>
       <w:tr>
-        <w:tblPrEx>
-          <w:tblCellMar>
-            <w:top w:w="0" w:type="dxa"/>
-            <w:bottom w:w="0" w:type="dxa"/>
-          </w:tblCellMar>
-        </w:tblPrEx>
         <w:trPr>
           <w:cantSplit/>
           <w:jc w:val="center"/>
@@ -4895,12 +4917,6 @@
         <w:gridCol w:w="5426"/>
       </w:tblGrid>
       <w:tr>
-        <w:tblPrEx>
-          <w:tblCellMar>
-            <w:top w:w="0" w:type="dxa"/>
-            <w:bottom w:w="0" w:type="dxa"/>
-          </w:tblCellMar>
-        </w:tblPrEx>
         <w:trPr>
           <w:tblHeader/>
           <w:jc w:val="center"/>
@@ -5013,12 +5029,6 @@
         </w:tc>
       </w:tr>
       <w:tr>
-        <w:tblPrEx>
-          <w:tblCellMar>
-            <w:top w:w="0" w:type="dxa"/>
-            <w:bottom w:w="0" w:type="dxa"/>
-          </w:tblCellMar>
-        </w:tblPrEx>
         <w:trPr>
           <w:cantSplit/>
           <w:jc w:val="center"/>
@@ -5122,12 +5132,6 @@
         </w:tc>
       </w:tr>
       <w:tr>
-        <w:tblPrEx>
-          <w:tblCellMar>
-            <w:top w:w="0" w:type="dxa"/>
-            <w:bottom w:w="0" w:type="dxa"/>
-          </w:tblCellMar>
-        </w:tblPrEx>
         <w:trPr>
           <w:cantSplit/>
           <w:jc w:val="center"/>
@@ -5231,12 +5235,6 @@
         </w:tc>
       </w:tr>
       <w:tr>
-        <w:tblPrEx>
-          <w:tblCellMar>
-            <w:top w:w="0" w:type="dxa"/>
-            <w:bottom w:w="0" w:type="dxa"/>
-          </w:tblCellMar>
-        </w:tblPrEx>
         <w:trPr>
           <w:cantSplit/>
           <w:jc w:val="center"/>
@@ -5340,12 +5338,6 @@
         </w:tc>
       </w:tr>
       <w:tr>
-        <w:tblPrEx>
-          <w:tblCellMar>
-            <w:top w:w="0" w:type="dxa"/>
-            <w:bottom w:w="0" w:type="dxa"/>
-          </w:tblCellMar>
-        </w:tblPrEx>
         <w:trPr>
           <w:cantSplit/>
           <w:jc w:val="center"/>
@@ -5465,12 +5457,6 @@
         </w:tc>
       </w:tr>
       <w:tr>
-        <w:tblPrEx>
-          <w:tblCellMar>
-            <w:top w:w="0" w:type="dxa"/>
-            <w:bottom w:w="0" w:type="dxa"/>
-          </w:tblCellMar>
-        </w:tblPrEx>
         <w:trPr>
           <w:cantSplit/>
           <w:jc w:val="center"/>
@@ -5716,12 +5702,6 @@
         <w:gridCol w:w="2226"/>
       </w:tblGrid>
       <w:tr>
-        <w:tblPrEx>
-          <w:tblCellMar>
-            <w:top w:w="0" w:type="dxa"/>
-            <w:bottom w:w="0" w:type="dxa"/>
-          </w:tblCellMar>
-        </w:tblPrEx>
         <w:trPr>
           <w:tblHeader/>
           <w:jc w:val="center"/>
@@ -5871,12 +5851,6 @@
         </w:tc>
       </w:tr>
       <w:tr>
-        <w:tblPrEx>
-          <w:tblCellMar>
-            <w:top w:w="0" w:type="dxa"/>
-            <w:bottom w:w="0" w:type="dxa"/>
-          </w:tblCellMar>
-        </w:tblPrEx>
         <w:trPr>
           <w:cantSplit/>
           <w:jc w:val="center"/>
@@ -6014,12 +5988,6 @@
         </w:tc>
       </w:tr>
       <w:tr>
-        <w:tblPrEx>
-          <w:tblCellMar>
-            <w:top w:w="0" w:type="dxa"/>
-            <w:bottom w:w="0" w:type="dxa"/>
-          </w:tblCellMar>
-        </w:tblPrEx>
         <w:trPr>
           <w:cantSplit/>
           <w:jc w:val="center"/>
@@ -6159,12 +6127,6 @@
         </w:tc>
       </w:tr>
       <w:tr>
-        <w:tblPrEx>
-          <w:tblCellMar>
-            <w:top w:w="0" w:type="dxa"/>
-            <w:bottom w:w="0" w:type="dxa"/>
-          </w:tblCellMar>
-        </w:tblPrEx>
         <w:trPr>
           <w:cantSplit/>
           <w:jc w:val="center"/>
@@ -6304,12 +6266,6 @@
         </w:tc>
       </w:tr>
       <w:tr>
-        <w:tblPrEx>
-          <w:tblCellMar>
-            <w:top w:w="0" w:type="dxa"/>
-            <w:bottom w:w="0" w:type="dxa"/>
-          </w:tblCellMar>
-        </w:tblPrEx>
         <w:trPr>
           <w:cantSplit/>
           <w:jc w:val="center"/>
@@ -6449,12 +6405,6 @@
         </w:tc>
       </w:tr>
       <w:tr>
-        <w:tblPrEx>
-          <w:tblCellMar>
-            <w:top w:w="0" w:type="dxa"/>
-            <w:bottom w:w="0" w:type="dxa"/>
-          </w:tblCellMar>
-        </w:tblPrEx>
         <w:trPr>
           <w:cantSplit/>
           <w:jc w:val="center"/>
@@ -6713,8 +6663,6 @@
           <w:szCs w:val="32"/>
         </w:rPr>
       </w:pPr>
-      <w:bookmarkStart w:id="0" w:name="_GoBack"/>
-      <w:bookmarkEnd w:id="0"/>
       <w:r>
         <w:rPr>
           <w:b/>
@@ -6790,12 +6738,6 @@
         <w:gridCol w:w="2226"/>
       </w:tblGrid>
       <w:tr>
-        <w:tblPrEx>
-          <w:tblCellMar>
-            <w:top w:w="0" w:type="dxa"/>
-            <w:bottom w:w="0" w:type="dxa"/>
-          </w:tblCellMar>
-        </w:tblPrEx>
         <w:trPr>
           <w:tblHeader/>
           <w:jc w:val="center"/>
@@ -6945,12 +6887,6 @@
         </w:tc>
       </w:tr>
       <w:tr>
-        <w:tblPrEx>
-          <w:tblCellMar>
-            <w:top w:w="0" w:type="dxa"/>
-            <w:bottom w:w="0" w:type="dxa"/>
-          </w:tblCellMar>
-        </w:tblPrEx>
         <w:trPr>
           <w:cantSplit/>
           <w:jc w:val="center"/>
@@ -7088,12 +7024,6 @@
         </w:tc>
       </w:tr>
       <w:tr>
-        <w:tblPrEx>
-          <w:tblCellMar>
-            <w:top w:w="0" w:type="dxa"/>
-            <w:bottom w:w="0" w:type="dxa"/>
-          </w:tblCellMar>
-        </w:tblPrEx>
         <w:trPr>
           <w:cantSplit/>
           <w:jc w:val="center"/>
@@ -7231,12 +7161,6 @@
         </w:tc>
       </w:tr>
       <w:tr>
-        <w:tblPrEx>
-          <w:tblCellMar>
-            <w:top w:w="0" w:type="dxa"/>
-            <w:bottom w:w="0" w:type="dxa"/>
-          </w:tblCellMar>
-        </w:tblPrEx>
         <w:trPr>
           <w:cantSplit/>
           <w:jc w:val="center"/>
@@ -7477,77 +7401,6 @@
             <wp:extent cx="5334000" cy="1943100"/>
             <wp:effectExtent l="0" t="0" r="0" b="0"/>
             <wp:docPr id="38" name="f2.png" descr="f2.png" title="f2.png"/>
-            <wp:cNvGraphicFramePr>
-              <a:graphicFrameLocks xmlns:a="http://schemas.openxmlformats.org/drawingml/2006/main" noChangeAspect="1"/>
-            </wp:cNvGraphicFramePr>
-            <a:graphic xmlns:a="http://schemas.openxmlformats.org/drawingml/2006/main">
-              <a:graphicData uri="http://schemas.openxmlformats.org/drawingml/2006/picture">
-                <pic:pic xmlns:pic="http://schemas.openxmlformats.org/drawingml/2006/picture">
-                  <pic:nvPicPr>
-                    <pic:cNvPr id="0" name=""/>
-                    <pic:cNvPicPr>
-                      <a:picLocks noChangeAspect="1" noChangeArrowheads="1"/>
-                    </pic:cNvPicPr>
-                  </pic:nvPicPr>
-                  <pic:blipFill>
-                    <a:blip r:embed="rId11"/>
-                    <a:srcRect/>
-                    <a:stretch>
-                      <a:fillRect/>
-                    </a:stretch>
-                  </pic:blipFill>
-                  <pic:spPr bwMode="auto">
-                    <a:xfrm>
-                      <a:off x="0" y="0"/>
-                      <a:ext cx="5334000" cy="1943100"/>
-                    </a:xfrm>
-                    <a:prstGeom prst="rect">
-                      <a:avLst/>
-                    </a:prstGeom>
-                  </pic:spPr>
-                </pic:pic>
-              </a:graphicData>
-            </a:graphic>
-          </wp:inline>
-        </w:drawing>
-      </w:r>
-    </w:p>
-    <w:p>
-      <w:pPr>
-        <w:widowControl/>
-        <w:autoSpaceDE/>
-        <w:autoSpaceDN/>
-        <w:spacing w:before="60" w:after="200"/>
-        <w:jc w:val="center"/>
-      </w:pPr>
-      <w:r>
-        <w:rPr>
-          <w:i/>
-          <w:iCs/>
-          <w:sz w:val="20"/>
-          <w:szCs w:val="20"/>
-        </w:rPr>
-        <w:t>Figure 2: Learning curves of the baseline ANN</w:t>
-      </w:r>
-    </w:p>
-    <w:p>
-      <w:pPr>
-        <w:keepNext/>
-        <w:widowControl/>
-        <w:autoSpaceDE/>
-        <w:autoSpaceDN/>
-        <w:spacing w:before="120"/>
-        <w:jc w:val="center"/>
-      </w:pPr>
-      <w:r>
-        <w:rPr>
-          <w:noProof/>
-        </w:rPr>
-        <w:drawing>
-          <wp:inline distT="0" distB="0" distL="0" distR="0" wp14:anchorId="1FC81715" wp14:editId="5A2A48B5">
-            <wp:extent cx="5334000" cy="1943100"/>
-            <wp:effectExtent l="0" t="0" r="0" b="0"/>
-            <wp:docPr id="39" name="f3.png" descr="f3.png" title="f3.png"/>
             <wp:cNvGraphicFramePr>
               <a:graphicFrameLocks xmlns:a="http://schemas.openxmlformats.org/drawingml/2006/main" noChangeAspect="1"/>
             </wp:cNvGraphicFramePr>
@@ -7598,6 +7451,77 @@
           <w:sz w:val="20"/>
           <w:szCs w:val="20"/>
         </w:rPr>
+        <w:t>Figure 2: Learning curves of the baseline ANN</w:t>
+      </w:r>
+    </w:p>
+    <w:p>
+      <w:pPr>
+        <w:keepNext/>
+        <w:widowControl/>
+        <w:autoSpaceDE/>
+        <w:autoSpaceDN/>
+        <w:spacing w:before="120"/>
+        <w:jc w:val="center"/>
+      </w:pPr>
+      <w:r>
+        <w:rPr>
+          <w:noProof/>
+        </w:rPr>
+        <w:drawing>
+          <wp:inline distT="0" distB="0" distL="0" distR="0" wp14:anchorId="1FC81715" wp14:editId="5A2A48B5">
+            <wp:extent cx="5334000" cy="1943100"/>
+            <wp:effectExtent l="0" t="0" r="0" b="0"/>
+            <wp:docPr id="39" name="f3.png" descr="f3.png" title="f3.png"/>
+            <wp:cNvGraphicFramePr>
+              <a:graphicFrameLocks xmlns:a="http://schemas.openxmlformats.org/drawingml/2006/main" noChangeAspect="1"/>
+            </wp:cNvGraphicFramePr>
+            <a:graphic xmlns:a="http://schemas.openxmlformats.org/drawingml/2006/main">
+              <a:graphicData uri="http://schemas.openxmlformats.org/drawingml/2006/picture">
+                <pic:pic xmlns:pic="http://schemas.openxmlformats.org/drawingml/2006/picture">
+                  <pic:nvPicPr>
+                    <pic:cNvPr id="0" name=""/>
+                    <pic:cNvPicPr>
+                      <a:picLocks noChangeAspect="1" noChangeArrowheads="1"/>
+                    </pic:cNvPicPr>
+                  </pic:nvPicPr>
+                  <pic:blipFill>
+                    <a:blip r:embed="rId13"/>
+                    <a:srcRect/>
+                    <a:stretch>
+                      <a:fillRect/>
+                    </a:stretch>
+                  </pic:blipFill>
+                  <pic:spPr bwMode="auto">
+                    <a:xfrm>
+                      <a:off x="0" y="0"/>
+                      <a:ext cx="5334000" cy="1943100"/>
+                    </a:xfrm>
+                    <a:prstGeom prst="rect">
+                      <a:avLst/>
+                    </a:prstGeom>
+                  </pic:spPr>
+                </pic:pic>
+              </a:graphicData>
+            </a:graphic>
+          </wp:inline>
+        </w:drawing>
+      </w:r>
+    </w:p>
+    <w:p>
+      <w:pPr>
+        <w:widowControl/>
+        <w:autoSpaceDE/>
+        <w:autoSpaceDN/>
+        <w:spacing w:before="60" w:after="200"/>
+        <w:jc w:val="center"/>
+      </w:pPr>
+      <w:r>
+        <w:rPr>
+          <w:i/>
+          <w:iCs/>
+          <w:sz w:val="20"/>
+          <w:szCs w:val="20"/>
+        </w:rPr>
         <w:t>Figure 3: Learning curves of the feature-engineered ANN</w:t>
       </w:r>
     </w:p>
@@ -7687,12 +7611,6 @@
         <w:gridCol w:w="4513"/>
       </w:tblGrid>
       <w:tr>
-        <w:tblPrEx>
-          <w:tblCellMar>
-            <w:top w:w="0" w:type="dxa"/>
-            <w:bottom w:w="0" w:type="dxa"/>
-          </w:tblCellMar>
-        </w:tblPrEx>
         <w:trPr>
           <w:cantSplit/>
         </w:trPr>
@@ -7725,88 +7643,6 @@
                   <wp:extent cx="2762250" cy="2076450"/>
                   <wp:effectExtent l="0" t="0" r="0" b="0"/>
                   <wp:docPr id="40" name="f4.png" descr="f4.png" title="f4.png"/>
-                  <wp:cNvGraphicFramePr>
-                    <a:graphicFrameLocks xmlns:a="http://schemas.openxmlformats.org/drawingml/2006/main" noChangeAspect="1"/>
-                  </wp:cNvGraphicFramePr>
-                  <a:graphic xmlns:a="http://schemas.openxmlformats.org/drawingml/2006/main">
-                    <a:graphicData uri="http://schemas.openxmlformats.org/drawingml/2006/picture">
-                      <pic:pic xmlns:pic="http://schemas.openxmlformats.org/drawingml/2006/picture">
-                        <pic:nvPicPr>
-                          <pic:cNvPr id="0" name=""/>
-                          <pic:cNvPicPr>
-                            <a:picLocks noChangeAspect="1" noChangeArrowheads="1"/>
-                          </pic:cNvPicPr>
-                        </pic:nvPicPr>
-                        <pic:blipFill>
-                          <a:blip r:embed="rId13"/>
-                          <a:srcRect/>
-                          <a:stretch>
-                            <a:fillRect/>
-                          </a:stretch>
-                        </pic:blipFill>
-                        <pic:spPr bwMode="auto">
-                          <a:xfrm>
-                            <a:off x="0" y="0"/>
-                            <a:ext cx="2762250" cy="2076450"/>
-                          </a:xfrm>
-                          <a:prstGeom prst="rect">
-                            <a:avLst/>
-                          </a:prstGeom>
-                        </pic:spPr>
-                      </pic:pic>
-                    </a:graphicData>
-                  </a:graphic>
-                </wp:inline>
-              </w:drawing>
-            </w:r>
-          </w:p>
-          <w:p>
-            <w:pPr>
-              <w:widowControl/>
-              <w:autoSpaceDE/>
-              <w:autoSpaceDN/>
-              <w:spacing w:before="60" w:after="200"/>
-              <w:jc w:val="center"/>
-            </w:pPr>
-            <w:r>
-              <w:rPr>
-                <w:i/>
-                <w:iCs/>
-                <w:sz w:val="20"/>
-                <w:szCs w:val="20"/>
-              </w:rPr>
-              <w:t>Figure 4: Confusion matrix of the baseline ANN</w:t>
-            </w:r>
-          </w:p>
-        </w:tc>
-        <w:tc>
-          <w:tcPr>
-            <w:tcW w:w="4513" w:type="dxa"/>
-            <w:tcBorders>
-              <w:top w:val="none" w:sz="0" w:space="0" w:color="FFFFFF"/>
-              <w:left w:val="none" w:sz="0" w:space="0" w:color="FFFFFF"/>
-              <w:bottom w:val="none" w:sz="0" w:space="0" w:color="FFFFFF"/>
-              <w:right w:val="none" w:sz="0" w:space="0" w:color="FFFFFF"/>
-            </w:tcBorders>
-          </w:tcPr>
-          <w:p>
-            <w:pPr>
-              <w:keepNext/>
-              <w:widowControl/>
-              <w:autoSpaceDE/>
-              <w:autoSpaceDN/>
-              <w:spacing w:before="120"/>
-              <w:jc w:val="center"/>
-            </w:pPr>
-            <w:r>
-              <w:rPr>
-                <w:noProof/>
-              </w:rPr>
-              <w:drawing>
-                <wp:inline distT="0" distB="0" distL="0" distR="0" wp14:anchorId="52F07FE3" wp14:editId="6F671036">
-                  <wp:extent cx="2762250" cy="2076450"/>
-                  <wp:effectExtent l="0" t="0" r="0" b="0"/>
-                  <wp:docPr id="41" name="f5.png" descr="f5.png" title="f5.png"/>
                   <wp:cNvGraphicFramePr>
                     <a:graphicFrameLocks xmlns:a="http://schemas.openxmlformats.org/drawingml/2006/main" noChangeAspect="1"/>
                   </wp:cNvGraphicFramePr>
@@ -7857,6 +7693,88 @@
                 <w:sz w:val="20"/>
                 <w:szCs w:val="20"/>
               </w:rPr>
+              <w:t>Figure 4: Confusion matrix of the baseline ANN</w:t>
+            </w:r>
+          </w:p>
+        </w:tc>
+        <w:tc>
+          <w:tcPr>
+            <w:tcW w:w="4513" w:type="dxa"/>
+            <w:tcBorders>
+              <w:top w:val="none" w:sz="0" w:space="0" w:color="FFFFFF"/>
+              <w:left w:val="none" w:sz="0" w:space="0" w:color="FFFFFF"/>
+              <w:bottom w:val="none" w:sz="0" w:space="0" w:color="FFFFFF"/>
+              <w:right w:val="none" w:sz="0" w:space="0" w:color="FFFFFF"/>
+            </w:tcBorders>
+          </w:tcPr>
+          <w:p>
+            <w:pPr>
+              <w:keepNext/>
+              <w:widowControl/>
+              <w:autoSpaceDE/>
+              <w:autoSpaceDN/>
+              <w:spacing w:before="120"/>
+              <w:jc w:val="center"/>
+            </w:pPr>
+            <w:r>
+              <w:rPr>
+                <w:noProof/>
+              </w:rPr>
+              <w:drawing>
+                <wp:inline distT="0" distB="0" distL="0" distR="0" wp14:anchorId="52F07FE3" wp14:editId="6F671036">
+                  <wp:extent cx="2762250" cy="2076450"/>
+                  <wp:effectExtent l="0" t="0" r="0" b="0"/>
+                  <wp:docPr id="41" name="f5.png" descr="f5.png" title="f5.png"/>
+                  <wp:cNvGraphicFramePr>
+                    <a:graphicFrameLocks xmlns:a="http://schemas.openxmlformats.org/drawingml/2006/main" noChangeAspect="1"/>
+                  </wp:cNvGraphicFramePr>
+                  <a:graphic xmlns:a="http://schemas.openxmlformats.org/drawingml/2006/main">
+                    <a:graphicData uri="http://schemas.openxmlformats.org/drawingml/2006/picture">
+                      <pic:pic xmlns:pic="http://schemas.openxmlformats.org/drawingml/2006/picture">
+                        <pic:nvPicPr>
+                          <pic:cNvPr id="0" name=""/>
+                          <pic:cNvPicPr>
+                            <a:picLocks noChangeAspect="1" noChangeArrowheads="1"/>
+                          </pic:cNvPicPr>
+                        </pic:nvPicPr>
+                        <pic:blipFill>
+                          <a:blip r:embed="rId15"/>
+                          <a:srcRect/>
+                          <a:stretch>
+                            <a:fillRect/>
+                          </a:stretch>
+                        </pic:blipFill>
+                        <pic:spPr bwMode="auto">
+                          <a:xfrm>
+                            <a:off x="0" y="0"/>
+                            <a:ext cx="2762250" cy="2076450"/>
+                          </a:xfrm>
+                          <a:prstGeom prst="rect">
+                            <a:avLst/>
+                          </a:prstGeom>
+                        </pic:spPr>
+                      </pic:pic>
+                    </a:graphicData>
+                  </a:graphic>
+                </wp:inline>
+              </w:drawing>
+            </w:r>
+          </w:p>
+          <w:p>
+            <w:pPr>
+              <w:widowControl/>
+              <w:autoSpaceDE/>
+              <w:autoSpaceDN/>
+              <w:spacing w:before="60" w:after="200"/>
+              <w:jc w:val="center"/>
+            </w:pPr>
+            <w:r>
+              <w:rPr>
+                <w:i/>
+                <w:iCs/>
+                <w:sz w:val="20"/>
+                <w:szCs w:val="20"/>
+              </w:rPr>
               <w:t>Figure 5: Confusion matrix of the feature-engineered ANN</w:t>
             </w:r>
           </w:p>
@@ -7918,12 +7836,6 @@
         <w:gridCol w:w="1676"/>
       </w:tblGrid>
       <w:tr>
-        <w:tblPrEx>
-          <w:tblCellMar>
-            <w:top w:w="0" w:type="dxa"/>
-            <w:bottom w:w="0" w:type="dxa"/>
-          </w:tblCellMar>
-        </w:tblPrEx>
         <w:trPr>
           <w:tblHeader/>
           <w:jc w:val="center"/>
@@ -8181,12 +8093,6 @@
         </w:tc>
       </w:tr>
       <w:tr>
-        <w:tblPrEx>
-          <w:tblCellMar>
-            <w:top w:w="0" w:type="dxa"/>
-            <w:bottom w:w="0" w:type="dxa"/>
-          </w:tblCellMar>
-        </w:tblPrEx>
         <w:trPr>
           <w:cantSplit/>
           <w:jc w:val="center"/>
@@ -8425,12 +8331,6 @@
         </w:tc>
       </w:tr>
       <w:tr>
-        <w:tblPrEx>
-          <w:tblCellMar>
-            <w:top w:w="0" w:type="dxa"/>
-            <w:bottom w:w="0" w:type="dxa"/>
-          </w:tblCellMar>
-        </w:tblPrEx>
         <w:trPr>
           <w:cantSplit/>
           <w:jc w:val="center"/>
@@ -8667,12 +8567,6 @@
         </w:tc>
       </w:tr>
       <w:tr>
-        <w:tblPrEx>
-          <w:tblCellMar>
-            <w:top w:w="0" w:type="dxa"/>
-            <w:bottom w:w="0" w:type="dxa"/>
-          </w:tblCellMar>
-        </w:tblPrEx>
         <w:trPr>
           <w:cantSplit/>
           <w:jc w:val="center"/>
@@ -8909,12 +8803,6 @@
         </w:tc>
       </w:tr>
       <w:tr>
-        <w:tblPrEx>
-          <w:tblCellMar>
-            <w:top w:w="0" w:type="dxa"/>
-            <w:bottom w:w="0" w:type="dxa"/>
-          </w:tblCellMar>
-        </w:tblPrEx>
         <w:trPr>
           <w:cantSplit/>
           <w:jc w:val="center"/>
@@ -9151,12 +9039,6 @@
         </w:tc>
       </w:tr>
       <w:tr>
-        <w:tblPrEx>
-          <w:tblCellMar>
-            <w:top w:w="0" w:type="dxa"/>
-            <w:bottom w:w="0" w:type="dxa"/>
-          </w:tblCellMar>
-        </w:tblPrEx>
         <w:trPr>
           <w:cantSplit/>
           <w:jc w:val="center"/>
@@ -9444,7 +9326,7 @@
                     </pic:cNvPicPr>
                   </pic:nvPicPr>
                   <pic:blipFill>
-                    <a:blip r:embed="rId15"/>
+                    <a:blip r:embed="rId16"/>
                     <a:srcRect/>
                     <a:stretch>
                       <a:fillRect/>
@@ -11778,6 +11660,17 @@
       <w:rFonts w:ascii="Times New Roman" w:eastAsia="Times New Roman" w:hAnsi="Times New Roman" w:cs="Times New Roman"/>
     </w:rPr>
   </w:style>
+  <w:style w:type="character" w:styleId="Hyperlink">
+    <w:name w:val="Hyperlink"/>
+    <w:basedOn w:val="DefaultParagraphFont"/>
+    <w:uiPriority w:val="99"/>
+    <w:unhideWhenUsed/>
+    <w:rsid w:val="00ED309B"/>
+    <w:rPr>
+      <w:color w:val="0000FF" w:themeColor="hyperlink"/>
+      <w:u w:val="single"/>
+    </w:rPr>
+  </w:style>
 </w:styles>
 </file>
 
